--- a/eng/docx/014.content.docx
+++ b/eng/docx/014.content.docx
@@ -369,7 +369,19 @@
         <w:rPr>
           <w:lang w:val="en_US" w:bidi="en_US"/>
         </w:rPr>
-        <w:t>(Translation suggestions: How to Translate Names)</w:t>
+        <w:t xml:space="preserve">(Translation suggestions: </w:t>
+      </w:r>
+      <w:r>
+        <w:rPr>
+          <w:lang w:val="en_US" w:bidi="en_US"/>
+        </w:rPr>
+        <w:t>How to Translate Names</w:t>
+      </w:r>
+      <w:r>
+        <w:rPr>
+          <w:lang w:val="en_US" w:bidi="en_US"/>
+        </w:rPr>
+        <w:t>)</w:t>
       </w:r>
       <w:r>
         <w:rPr>
@@ -874,7 +886,19 @@
         <w:rPr>
           <w:lang w:val="en_US" w:bidi="en_US"/>
         </w:rPr>
-        <w:t>(Translation suggestions: How to Translate Names)</w:t>
+        <w:t xml:space="preserve">(Translation suggestions: </w:t>
+      </w:r>
+      <w:r>
+        <w:rPr>
+          <w:lang w:val="en_US" w:bidi="en_US"/>
+        </w:rPr>
+        <w:t>How to Translate Names</w:t>
+      </w:r>
+      <w:r>
+        <w:rPr>
+          <w:lang w:val="en_US" w:bidi="en_US"/>
+        </w:rPr>
+        <w:t>)</w:t>
       </w:r>
       <w:r>
         <w:rPr>
@@ -1223,7 +1247,19 @@
         <w:rPr>
           <w:lang w:val="en_US" w:bidi="en_US"/>
         </w:rPr>
-        <w:t>(Translation suggestions: How to Translate Names)</w:t>
+        <w:t xml:space="preserve">(Translation suggestions: </w:t>
+      </w:r>
+      <w:r>
+        <w:rPr>
+          <w:lang w:val="en_US" w:bidi="en_US"/>
+        </w:rPr>
+        <w:t>How to Translate Names</w:t>
+      </w:r>
+      <w:r>
+        <w:rPr>
+          <w:lang w:val="en_US" w:bidi="en_US"/>
+        </w:rPr>
+        <w:t>)</w:t>
       </w:r>
       <w:r>
         <w:rPr>
@@ -1550,7 +1586,19 @@
         <w:rPr>
           <w:lang w:val="en_US" w:bidi="en_US"/>
         </w:rPr>
-        <w:t>(Translation suggestions: How to Translate Names)</w:t>
+        <w:t xml:space="preserve">(Translation suggestions: </w:t>
+      </w:r>
+      <w:r>
+        <w:rPr>
+          <w:lang w:val="en_US" w:bidi="en_US"/>
+        </w:rPr>
+        <w:t>How to Translate Names</w:t>
+      </w:r>
+      <w:r>
+        <w:rPr>
+          <w:lang w:val="en_US" w:bidi="en_US"/>
+        </w:rPr>
+        <w:t>)</w:t>
       </w:r>
       <w:r>
         <w:rPr>
@@ -1980,7 +2028,19 @@
         <w:rPr>
           <w:lang w:val="en_US" w:bidi="en_US"/>
         </w:rPr>
-        <w:t>(Translation suggestions: How to Translate Names)</w:t>
+        <w:t xml:space="preserve">(Translation suggestions: </w:t>
+      </w:r>
+      <w:r>
+        <w:rPr>
+          <w:lang w:val="en_US" w:bidi="en_US"/>
+        </w:rPr>
+        <w:t>How to Translate Names</w:t>
+      </w:r>
+      <w:r>
+        <w:rPr>
+          <w:lang w:val="en_US" w:bidi="en_US"/>
+        </w:rPr>
+        <w:t>)</w:t>
       </w:r>
       <w:r>
         <w:rPr>
@@ -3988,7 +4048,19 @@
         <w:rPr>
           <w:lang w:val="en_US" w:bidi="en_US"/>
         </w:rPr>
-        <w:t>(Translation suggestions: Translate Names)</w:t>
+        <w:t xml:space="preserve">(Translation suggestions: </w:t>
+      </w:r>
+      <w:r>
+        <w:rPr>
+          <w:lang w:val="en_US" w:bidi="en_US"/>
+        </w:rPr>
+        <w:t>Translate Names</w:t>
+      </w:r>
+      <w:r>
+        <w:rPr>
+          <w:lang w:val="en_US" w:bidi="en_US"/>
+        </w:rPr>
+        <w:t>)</w:t>
       </w:r>
       <w:r>
         <w:rPr>
@@ -4430,7 +4502,19 @@
         <w:rPr>
           <w:lang w:val="en_US" w:bidi="en_US"/>
         </w:rPr>
-        <w:t>(Translation suggestions: How to Translate Names)</w:t>
+        <w:t xml:space="preserve">(Translation suggestions: </w:t>
+      </w:r>
+      <w:r>
+        <w:rPr>
+          <w:lang w:val="en_US" w:bidi="en_US"/>
+        </w:rPr>
+        <w:t>How to Translate Names</w:t>
+      </w:r>
+      <w:r>
+        <w:rPr>
+          <w:lang w:val="en_US" w:bidi="en_US"/>
+        </w:rPr>
+        <w:t>)</w:t>
       </w:r>
       <w:r>
         <w:rPr>
@@ -5128,7 +5212,19 @@
         <w:rPr>
           <w:lang w:val="en_US" w:bidi="en_US"/>
         </w:rPr>
-        <w:t>(Translation suggestions: How to Translate Names)</w:t>
+        <w:t xml:space="preserve">(Translation suggestions: </w:t>
+      </w:r>
+      <w:r>
+        <w:rPr>
+          <w:lang w:val="en_US" w:bidi="en_US"/>
+        </w:rPr>
+        <w:t>How to Translate Names</w:t>
+      </w:r>
+      <w:r>
+        <w:rPr>
+          <w:lang w:val="en_US" w:bidi="en_US"/>
+        </w:rPr>
+        <w:t>)</w:t>
       </w:r>
       <w:r>
         <w:rPr>
@@ -5629,7 +5725,19 @@
         <w:rPr>
           <w:lang w:val="en_US" w:bidi="en_US"/>
         </w:rPr>
-        <w:t>(Translation suggestions: How to Translate Names)</w:t>
+        <w:t xml:space="preserve">(Translation suggestions: </w:t>
+      </w:r>
+      <w:r>
+        <w:rPr>
+          <w:lang w:val="en_US" w:bidi="en_US"/>
+        </w:rPr>
+        <w:t>How to Translate Names</w:t>
+      </w:r>
+      <w:r>
+        <w:rPr>
+          <w:lang w:val="en_US" w:bidi="en_US"/>
+        </w:rPr>
+        <w:t>)</w:t>
       </w:r>
       <w:r>
         <w:rPr>
@@ -6433,7 +6541,31 @@
         <w:rPr>
           <w:lang w:val="en_US" w:bidi="en_US"/>
         </w:rPr>
-        <w:t>(Translation suggestions: How to Translate Names, Copy or Borrow Words)</w:t>
+        <w:t xml:space="preserve">(Translation suggestions: </w:t>
+      </w:r>
+      <w:r>
+        <w:rPr>
+          <w:lang w:val="en_US" w:bidi="en_US"/>
+        </w:rPr>
+        <w:t>How to Translate Names</w:t>
+      </w:r>
+      <w:r>
+        <w:rPr>
+          <w:lang w:val="en_US" w:bidi="en_US"/>
+        </w:rPr>
+        <w:t xml:space="preserve">, </w:t>
+      </w:r>
+      <w:r>
+        <w:rPr>
+          <w:lang w:val="en_US" w:bidi="en_US"/>
+        </w:rPr>
+        <w:t>Copy or Borrow Words</w:t>
+      </w:r>
+      <w:r>
+        <w:rPr>
+          <w:lang w:val="en_US" w:bidi="en_US"/>
+        </w:rPr>
+        <w:t>)</w:t>
       </w:r>
       <w:r>
         <w:rPr>
@@ -7118,7 +7250,19 @@
         <w:rPr>
           <w:lang w:val="en_US" w:bidi="en_US"/>
         </w:rPr>
-        <w:t>(Translation suggestions: How to Translate Names)</w:t>
+        <w:t xml:space="preserve">(Translation suggestions: </w:t>
+      </w:r>
+      <w:r>
+        <w:rPr>
+          <w:lang w:val="en_US" w:bidi="en_US"/>
+        </w:rPr>
+        <w:t>How to Translate Names</w:t>
+      </w:r>
+      <w:r>
+        <w:rPr>
+          <w:lang w:val="en_US" w:bidi="en_US"/>
+        </w:rPr>
+        <w:t>)</w:t>
       </w:r>
       <w:r>
         <w:rPr>
@@ -7654,7 +7798,19 @@
         <w:rPr>
           <w:lang w:val="en_US" w:bidi="en_US"/>
         </w:rPr>
-        <w:t>(Translation suggestions: How to Translate Names)</w:t>
+        <w:t xml:space="preserve">(Translation suggestions: </w:t>
+      </w:r>
+      <w:r>
+        <w:rPr>
+          <w:lang w:val="en_US" w:bidi="en_US"/>
+        </w:rPr>
+        <w:t>How to Translate Names</w:t>
+      </w:r>
+      <w:r>
+        <w:rPr>
+          <w:lang w:val="en_US" w:bidi="en_US"/>
+        </w:rPr>
+        <w:t>)</w:t>
       </w:r>
       <w:r>
         <w:rPr>
@@ -8084,7 +8240,19 @@
         <w:rPr>
           <w:lang w:val="en_US" w:bidi="en_US"/>
         </w:rPr>
-        <w:t>(Translation suggestions: How to Translate Names)</w:t>
+        <w:t xml:space="preserve">(Translation suggestions: </w:t>
+      </w:r>
+      <w:r>
+        <w:rPr>
+          <w:lang w:val="en_US" w:bidi="en_US"/>
+        </w:rPr>
+        <w:t>How to Translate Names</w:t>
+      </w:r>
+      <w:r>
+        <w:rPr>
+          <w:lang w:val="en_US" w:bidi="en_US"/>
+        </w:rPr>
+        <w:t>)</w:t>
       </w:r>
       <w:r>
         <w:rPr>
